--- a/docs/我要干饭-管理员操作说明书.docx
+++ b/docs/我要干饭-管理员操作说明书.docx
@@ -82,7 +82,7 @@
           <w:sz w:val="20"/>
           <w:lang w:eastAsia="zh-CN"/>
         </w:rPr>
-        <w:t>v1.1  |</w:t>
+        <w:t>v1.2  |</w:t>
       </w:r>
       <w:proofErr w:type="gramEnd"/>
       <w:r>
@@ -92,7 +92,7 @@
           <w:sz w:val="20"/>
           <w:lang w:eastAsia="zh-CN"/>
         </w:rPr>
-        <w:t xml:space="preserve">  2026-06-19</w:t>
+        <w:t xml:space="preserve">  2026-06-20</w:t>
       </w:r>
     </w:p>
     <w:p>
@@ -3341,6 +3341,36 @@
     </w:p>
     <w:p>
       <w:pPr>
+        <w:rPr>
+          <w:lang w:eastAsia="zh-CN"/>
+        </w:rPr>
+      </w:pPr>
+      <w:r>
+        <w:rPr>
+          <w:rFonts w:ascii="微软雅黑" w:eastAsia="微软雅黑" w:hAnsi="微软雅黑"/>
+          <w:b/>
+          <w:color w:val="D32F2F"/>
+          <w:lang w:eastAsia="zh-CN"/>
+        </w:rPr>
+        <w:t xml:space="preserve">Q：常点数据需要管理员维护吗？</w:t>
+      </w:r>
+    </w:p>
+    <w:p>
+      <w:pPr>
+        <w:rPr>
+          <w:lang w:eastAsia="zh-CN"/>
+        </w:rPr>
+      </w:pPr>
+      <w:r>
+        <w:rPr>
+          <w:rFonts w:ascii="微软雅黑" w:eastAsia="微软雅黑" w:hAnsi="微软雅黑"/>
+          <w:lang w:eastAsia="zh-CN"/>
+        </w:rPr>
+        <w:t xml:space="preserve">A：不需要。「常点」tab 由系统自动统计生成（个人点餐记录 + 大众点餐记录），无需手动配置。数据存储在 lunch_user_menu_stats 集合，按组隔离。</w:t>
+      </w:r>
+    </w:p>
+    <w:p>
+      <w:pPr>
         <w:pBdr>
           <w:bottom w:val="single" w:sz="6" w:space="1" w:color="CCCCCC"/>
         </w:pBdr>

--- a/docs/我要干饭-管理员操作说明书.docx
+++ b/docs/我要干饭-管理员操作说明书.docx
@@ -82,7 +82,7 @@
           <w:sz w:val="20"/>
           <w:lang w:eastAsia="zh-CN"/>
         </w:rPr>
-        <w:t>v1.2  |</w:t>
+        <w:t>v1.3  |</w:t>
       </w:r>
       <w:proofErr w:type="gramEnd"/>
       <w:r>
